--- a/app/public/USER-MANUAL.zh-TW.docx
+++ b/app/public/USER-MANUAL.zh-TW.docx
@@ -7,7 +7,7 @@
         <w:pStyle w:val="Title"/>
       </w:pPr>
       <w:r>
-        <w:t>Time Audit 使用手冊（V1.16）</w:t>
+        <w:t>Time Audit 使用手冊（V1.20）</w:t>
       </w:r>
     </w:p>
     <w:p>
@@ -150,7 +150,39 @@
         <w:pStyle w:val="Heading1"/>
       </w:pPr>
       <w:r>
-        <w:t>3. 每日日記</w:t>
+        <w:t>3. 從 Google Calendar 匯入</w:t>
+      </w:r>
+    </w:p>
+    <w:p>
+      <w:pPr>
+        <w:pStyle w:val="ListBullet"/>
+      </w:pPr>
+      <w:r>
+        <w:t>在「日曆」選「從 Google 匯入」，選擇最多 31 天的日期區間，再按「授權並預覽」。Google Calendar 權限與登入、Drive 權限分開授予。</w:t>
+      </w:r>
+    </w:p>
+    <w:p>
+      <w:pPr>
+        <w:pStyle w:val="ListBullet"/>
+      </w:pPr>
+      <w:r>
+        <w:t>預覽會讀取主要行事曆的有時間活動，略過全天活動與已匯入項目。可逐筆修改活動名稱、分類、起訖時間與是否匯入；與既有紀錄重疊的項目預設不勾選。</w:t>
+      </w:r>
+    </w:p>
+    <w:p>
+      <w:pPr>
+        <w:pStyle w:val="ListBullet"/>
+      </w:pPr>
+      <w:r>
+        <w:t>匯入後成為可編輯的 Time Audit 紀錄，不會修改 Google Calendar。只匯入實際發生的活動；原本的評分可在紀錄內補填。</w:t>
+      </w:r>
+    </w:p>
+    <w:p>
+      <w:pPr>
+        <w:pStyle w:val="Heading1"/>
+      </w:pPr>
+      <w:r>
+        <w:t>4. 每日日記</w:t>
       </w:r>
     </w:p>
     <w:p>
@@ -182,7 +214,7 @@
         <w:pStyle w:val="Heading1"/>
       </w:pPr>
       <w:r>
-        <w:t>4. 閱讀分析</w:t>
+        <w:t>5. 閱讀分析</w:t>
       </w:r>
     </w:p>
     <w:p>
@@ -222,7 +254,7 @@
         <w:pStyle w:val="Heading1"/>
       </w:pPr>
       <w:r>
-        <w:t>5. 把反思變成行動</w:t>
+        <w:t>6. 把反思變成行動</w:t>
       </w:r>
     </w:p>
     <w:p>
@@ -254,7 +286,7 @@
         <w:pStyle w:val="Heading1"/>
       </w:pPr>
       <w:r>
-        <w:t>6. 同步、備份與隱私</w:t>
+        <w:t>7. 同步、備份與隱私</w:t>
       </w:r>
     </w:p>
     <w:p>
@@ -270,7 +302,15 @@
         <w:pStyle w:val="ListBullet"/>
       </w:pPr>
       <w:r>
-        <w:t>在「設定」下載 JSON 備份；CSV 可用於試算表。換裝置或做大量修改前先備份 JSON；設定中也可匯入 JSON。</w:t>
+        <w:t>在「設定 → 備份與還原」可先同步，再於自己的 Google Drive 建立獨立 JSON 備份。選取備份能先看筆數，再還原；還原前會封存目前 Drive 資料。其他裝置先更新至 V1.20，之後再同步。</w:t>
+      </w:r>
+    </w:p>
+    <w:p>
+      <w:pPr>
+        <w:pStyle w:val="ListBullet"/>
+      </w:pPr>
+      <w:r>
+        <w:t>設定頁也可下載 JSON 或 CSV 到裝置，並匯入 JSON。換裝置或做大量修改前，建議另存一份下載檔案。</w:t>
       </w:r>
     </w:p>
     <w:p>
@@ -317,7 +357,7 @@
         <w:color w:val="5F7787"/>
         <w:sz w:val="16"/>
       </w:rPr>
-      <w:t xml:space="preserve">V1.16  ·  </w:t>
+      <w:t xml:space="preserve">V1.20  ·  </w:t>
     </w:r>
     <w:fldSimple w:instr="PAGE"/>
   </w:p>

--- a/app/public/USER-MANUAL.zh-TW.docx
+++ b/app/public/USER-MANUAL.zh-TW.docx
@@ -7,7 +7,7 @@
         <w:pStyle w:val="Title"/>
       </w:pPr>
       <w:r>
-        <w:t>Time Audit 使用手冊（V1.20）</w:t>
+        <w:t>Time Audit 使用手冊（V1.20.1）</w:t>
       </w:r>
     </w:p>
     <w:p>
@@ -150,39 +150,7 @@
         <w:pStyle w:val="Heading1"/>
       </w:pPr>
       <w:r>
-        <w:t>3. 從 Google Calendar 匯入</w:t>
-      </w:r>
-    </w:p>
-    <w:p>
-      <w:pPr>
-        <w:pStyle w:val="ListBullet"/>
-      </w:pPr>
-      <w:r>
-        <w:t>在「日曆」選「從 Google 匯入」，選擇最多 31 天的日期區間，再按「授權並預覽」。Google Calendar 權限與登入、Drive 權限分開授予。</w:t>
-      </w:r>
-    </w:p>
-    <w:p>
-      <w:pPr>
-        <w:pStyle w:val="ListBullet"/>
-      </w:pPr>
-      <w:r>
-        <w:t>預覽會讀取主要行事曆的有時間活動，略過全天活動與已匯入項目。可逐筆修改活動名稱、分類、起訖時間與是否匯入；與既有紀錄重疊的項目預設不勾選。</w:t>
-      </w:r>
-    </w:p>
-    <w:p>
-      <w:pPr>
-        <w:pStyle w:val="ListBullet"/>
-      </w:pPr>
-      <w:r>
-        <w:t>匯入後成為可編輯的 Time Audit 紀錄，不會修改 Google Calendar。只匯入實際發生的活動；原本的評分可在紀錄內補填。</w:t>
-      </w:r>
-    </w:p>
-    <w:p>
-      <w:pPr>
-        <w:pStyle w:val="Heading1"/>
-      </w:pPr>
-      <w:r>
-        <w:t>4. 每日日記</w:t>
+        <w:t>3. 每日日記</w:t>
       </w:r>
     </w:p>
     <w:p>
@@ -214,7 +182,7 @@
         <w:pStyle w:val="Heading1"/>
       </w:pPr>
       <w:r>
-        <w:t>5. 閱讀分析</w:t>
+        <w:t>3. 閱讀分析</w:t>
       </w:r>
     </w:p>
     <w:p>
@@ -254,7 +222,7 @@
         <w:pStyle w:val="Heading1"/>
       </w:pPr>
       <w:r>
-        <w:t>6. 把反思變成行動</w:t>
+        <w:t>3. 把反思變成行動</w:t>
       </w:r>
     </w:p>
     <w:p>
@@ -286,7 +254,7 @@
         <w:pStyle w:val="Heading1"/>
       </w:pPr>
       <w:r>
-        <w:t>7. 同步、備份與隱私</w:t>
+        <w:t>3. 同步、備份與隱私</w:t>
       </w:r>
     </w:p>
     <w:p>
@@ -302,7 +270,7 @@
         <w:pStyle w:val="ListBullet"/>
       </w:pPr>
       <w:r>
-        <w:t>在「設定 → 備份與還原」可先同步，再於自己的 Google Drive 建立獨立 JSON 備份。選取備份能先看筆數，再還原；還原前會封存目前 Drive 資料。其他裝置先更新至 V1.20，之後再同步。</w:t>
+        <w:t>在「設定 → 備份與還原」可先同步，再於自己的 Google Drive 建立獨立 JSON 備份。選取備份能先看筆數，再還原；還原前會封存目前 Drive 資料。其他裝置先更新至 V1.20.1，之後再同步。</w:t>
       </w:r>
     </w:p>
     <w:p>
@@ -357,7 +325,7 @@
         <w:color w:val="5F7787"/>
         <w:sz w:val="16"/>
       </w:rPr>
-      <w:t xml:space="preserve">V1.20  ·  </w:t>
+      <w:t xml:space="preserve">V1.20.1  ·  </w:t>
     </w:r>
     <w:fldSimple w:instr="PAGE"/>
   </w:p>
@@ -751,7 +719,7 @@
       <w:spacing w:line="326" w:lineRule="auto" w:after="120"/>
     </w:pPr>
     <w:rPr>
-      <w:rFonts w:ascii="Arial Unicode MS" w:hAnsi="Arial Unicode MS" w:eastAsia="Arial Unicode MS"/>
+      <w:rFonts w:ascii="Heiti TC" w:hAnsi="Heiti TC" w:eastAsia="Heiti TC"/>
       <w:sz w:val="21"/>
     </w:rPr>
   </w:style>
@@ -814,7 +782,7 @@
       <w:outlineLvl w:val="0"/>
     </w:pPr>
     <w:rPr>
-      <w:rFonts w:asciiTheme="majorHAnsi" w:eastAsiaTheme="majorEastAsia" w:hAnsiTheme="majorHAnsi" w:cstheme="majorBidi" w:ascii="Arial Unicode MS" w:hAnsi="Arial Unicode MS" w:eastAsia="Arial Unicode MS"/>
+      <w:rFonts w:asciiTheme="majorHAnsi" w:eastAsiaTheme="majorEastAsia" w:hAnsiTheme="majorHAnsi" w:cstheme="majorBidi" w:ascii="Heiti TC" w:hAnsi="Heiti TC" w:eastAsia="Heiti TC"/>
       <w:b/>
       <w:bCs/>
       <w:color w:val="000000"/>
@@ -1101,7 +1069,7 @@
       <w:contextualSpacing/>
     </w:pPr>
     <w:rPr>
-      <w:rFonts w:asciiTheme="majorHAnsi" w:eastAsiaTheme="majorEastAsia" w:hAnsiTheme="majorHAnsi" w:cstheme="majorBidi" w:ascii="Arial Unicode MS" w:hAnsi="Arial Unicode MS" w:eastAsia="Arial Unicode MS"/>
+      <w:rFonts w:asciiTheme="majorHAnsi" w:eastAsiaTheme="majorEastAsia" w:hAnsiTheme="majorHAnsi" w:cstheme="majorBidi" w:ascii="Heiti TC" w:hAnsi="Heiti TC" w:eastAsia="Heiti TC"/>
       <w:b/>
       <w:color w:val="000000"/>
       <w:spacing w:val="5"/>
@@ -1283,7 +1251,7 @@
       <w:contextualSpacing/>
     </w:pPr>
     <w:rPr>
-      <w:rFonts w:ascii="Arial Unicode MS" w:hAnsi="Arial Unicode MS" w:eastAsia="Arial Unicode MS"/>
+      <w:rFonts w:ascii="Heiti TC" w:hAnsi="Heiti TC" w:eastAsia="Heiti TC"/>
       <w:sz w:val="21"/>
     </w:rPr>
   </w:style>
@@ -1326,7 +1294,7 @@
       <w:contextualSpacing/>
     </w:pPr>
     <w:rPr>
-      <w:rFonts w:ascii="Arial Unicode MS" w:hAnsi="Arial Unicode MS" w:eastAsia="Arial Unicode MS"/>
+      <w:rFonts w:ascii="Heiti TC" w:hAnsi="Heiti TC" w:eastAsia="Heiti TC"/>
       <w:sz w:val="21"/>
     </w:rPr>
   </w:style>

--- a/app/public/USER-MANUAL.zh-TW.docx
+++ b/app/public/USER-MANUAL.zh-TW.docx
@@ -182,7 +182,7 @@
         <w:pStyle w:val="Heading1"/>
       </w:pPr>
       <w:r>
-        <w:t>3. 閱讀分析</w:t>
+        <w:t>4. 閱讀分析</w:t>
       </w:r>
     </w:p>
     <w:p>
@@ -222,7 +222,7 @@
         <w:pStyle w:val="Heading1"/>
       </w:pPr>
       <w:r>
-        <w:t>3. 把反思變成行動</w:t>
+        <w:t>5. 把反思變成行動</w:t>
       </w:r>
     </w:p>
     <w:p>
@@ -254,7 +254,7 @@
         <w:pStyle w:val="Heading1"/>
       </w:pPr>
       <w:r>
-        <w:t>3. 同步、備份與隱私</w:t>
+        <w:t>6. 同步、備份與隱私</w:t>
       </w:r>
     </w:p>
     <w:p>

--- a/app/public/USER-MANUAL.zh-TW.docx
+++ b/app/public/USER-MANUAL.zh-TW.docx
@@ -7,7 +7,7 @@
         <w:pStyle w:val="Title"/>
       </w:pPr>
       <w:r>
-        <w:t>Time Audit 使用手冊（V1.20.1）</w:t>
+        <w:t>Time Audit 使用手冊（V1.21）</w:t>
       </w:r>
     </w:p>
     <w:p>
@@ -111,6 +111,14 @@
       </w:pPr>
       <w:r>
         <w:t>「家庭」包含原本的家務活動、家庭相處，也新增家庭旅遊、親子相處、伴侶相處及探望家人；照護孩子或長者仍可選「照護」。</w:t>
+      </w:r>
+    </w:p>
+    <w:p>
+      <w:pPr>
+        <w:pStyle w:val="ListBullet"/>
+      </w:pPr>
+      <w:r>
+        <w:t>「理財」可選「財務規劃／記帳」、「銀行／郵局業務」、「投資／看盤」、「換匯／外幣管理」、「保險／稅務」；若難以細分，可選「綜合理財」。原本在「其他」自訂的「理財」活動會歸入此分類，既有紀錄與活動 ID 保留。</w:t>
       </w:r>
     </w:p>
     <w:p>
@@ -270,7 +278,7 @@
         <w:pStyle w:val="ListBullet"/>
       </w:pPr>
       <w:r>
-        <w:t>在「設定 → 備份與還原」可先同步，再於自己的 Google Drive 建立獨立 JSON 備份。選取備份能先看筆數，再還原；還原前會封存目前 Drive 資料。其他裝置先更新至 V1.20.1，之後再同步。</w:t>
+        <w:t>在「設定 → 備份與還原」可先同步，再於自己的 Google Drive 建立獨立 JSON 備份。選取備份能先看筆數，再還原；還原前會封存目前 Drive 資料。其他裝置先更新至 V1.21，之後再同步。</w:t>
       </w:r>
     </w:p>
     <w:p>

--- a/app/public/USER-MANUAL.zh-TW.docx
+++ b/app/public/USER-MANUAL.zh-TW.docx
@@ -7,7 +7,7 @@
         <w:pStyle w:val="Title"/>
       </w:pPr>
       <w:r>
-        <w:t>Time Audit 使用手冊（V1.21）</w:t>
+        <w:t>Time Audit 使用手冊（V1.25）</w:t>
       </w:r>
     </w:p>
     <w:p>
@@ -155,6 +155,14 @@
     </w:p>
     <w:p>
       <w:pPr>
+        <w:pStyle w:val="ListBullet"/>
+      </w:pPr>
+      <w:r>
+        <w:t>補登時點選空白時段，表單會以該時段的日期與開始時間預填，結束時間預設往後一個提醒間隔，不超過空白時段；可自行延長或縮短。新紀錄更改開始時間時，若尚未手動改過結束時間，結束時間會跟著移動並保留原時長。</w:t>
+      </w:r>
+    </w:p>
+    <w:p>
+      <w:pPr>
         <w:pStyle w:val="Heading1"/>
       </w:pPr>
       <w:r>
@@ -278,7 +286,7 @@
         <w:pStyle w:val="ListBullet"/>
       </w:pPr>
       <w:r>
-        <w:t>在「設定 → 備份與還原」可先同步，再於自己的 Google Drive 建立獨立 JSON 備份。選取備份能先看筆數，再還原；還原前會封存目前 Drive 資料。其他裝置先更新至 V1.21，之後再同步。</w:t>
+        <w:t>在「設定 → 備份與還原」可先同步，再於自己的 Google Drive 建立獨立 JSON 備份。選取備份能先看筆數，再還原；還原前會封存目前 Drive 資料。其他裝置先更新至 V1.25，之後再同步。</w:t>
       </w:r>
     </w:p>
     <w:p>

--- a/app/public/USER-MANUAL.zh-TW.docx
+++ b/app/public/USER-MANUAL.zh-TW.docx
@@ -7,7 +7,7 @@
         <w:pStyle w:val="Title"/>
       </w:pPr>
       <w:r>
-        <w:t>Time Audit 使用手冊（V1.25）</w:t>
+        <w:t>Time Audit 使用手冊（V1.25.1）</w:t>
       </w:r>
     </w:p>
     <w:p>
@@ -286,7 +286,7 @@
         <w:pStyle w:val="ListBullet"/>
       </w:pPr>
       <w:r>
-        <w:t>在「設定 → 備份與還原」可先同步，再於自己的 Google Drive 建立獨立 JSON 備份。選取備份能先看筆數，再還原；還原前會封存目前 Drive 資料。其他裝置先更新至 V1.25，之後再同步。</w:t>
+        <w:t>在「設定 → 備份與還原」可先同步，再於自己的 Google Drive 建立獨立 JSON 備份。選取備份能先看筆數，再還原；還原前會封存目前 Drive 資料。其他裝置先更新至 V1.25.1，之後再同步。</w:t>
       </w:r>
     </w:p>
     <w:p>
@@ -303,6 +303,14 @@
       </w:pPr>
       <w:r>
         <w:t>設定頁還可切換繁中／英文、調整字體與側欄、設定瀏覽器開啟時的提醒、管理活動分類、填寫可選的 IPIP-50，以及檢查更新。</w:t>
+      </w:r>
+    </w:p>
+    <w:p>
+      <w:pPr>
+        <w:pStyle w:val="ListBullet"/>
+      </w:pPr>
+      <w:r>
+        <w:t>想介紹 Time Audit 給別人時，到「設定 → 分享 Time Audit」展示 QR Code；點圖片可放大，也能複製網站網址或下載 QR 圖。分享連結不包含你的個人紀錄。</w:t>
       </w:r>
     </w:p>
     <w:p>
